--- a/DataStructure.docx
+++ b/DataStructure.docx
@@ -1,6 +1,6 @@
 
 <file path=word/document.xml><?xml version="1.0" encoding="utf-8"?>
-<w:document xmlns:wpc="http://schemas.microsoft.com/office/word/2010/wordprocessingCanvas" xmlns:cx="http://schemas.microsoft.com/office/drawing/2014/chartex" xmlns:cx1="http://schemas.microsoft.com/office/drawing/2015/9/8/chartex" xmlns:cx2="http://schemas.microsoft.com/office/drawing/2015/10/21/chartex" xmlns:cx3="http://schemas.microsoft.com/office/drawing/2016/5/9/chartex" xmlns:cx4="http://schemas.microsoft.com/office/drawing/2016/5/10/chartex" xmlns:cx5="http://schemas.microsoft.com/office/drawing/2016/5/11/chartex" xmlns:cx6="http://schemas.microsoft.com/office/drawing/2016/5/12/chartex" xmlns:cx7="http://schemas.microsoft.com/office/drawing/2016/5/13/chartex" xmlns:cx8="http://schemas.microsoft.com/office/drawing/2016/5/14/chartex" xmlns:mc="http://schemas.openxmlformats.org/markup-compatibility/2006" xmlns:aink="http://schemas.microsoft.com/office/drawing/2016/ink" xmlns:am3d="http://schemas.microsoft.com/office/drawing/2017/model3d" xmlns:o="urn:schemas-microsoft-com:office:office" xmlns:oel="http://schemas.microsoft.com/office/2019/extlst" xmlns:r="http://schemas.openxmlformats.org/officeDocument/2006/relationships" xmlns:m="http://schemas.openxmlformats.org/officeDocument/2006/math" xmlns:v="urn:schemas-microsoft-com:vml" xmlns:wp14="http://schemas.microsoft.com/office/word/2010/wordprocessingDrawing" xmlns:wp="http://schemas.openxmlformats.org/drawingml/2006/wordprocessingDrawing" xmlns:w10="urn:schemas-microsoft-com:office:word" xmlns:w="http://schemas.openxmlformats.org/wordprocessingml/2006/main" xmlns:w14="http://schemas.microsoft.com/office/word/2010/wordml" xmlns:w15="http://schemas.microsoft.com/office/word/2012/wordml" xmlns:w16cex="http://schemas.microsoft.com/office/word/2018/wordml/cex" xmlns:w16cid="http://schemas.microsoft.com/office/word/2016/wordml/cid" xmlns:w16="http://schemas.microsoft.com/office/word/2018/wordml" xmlns:w16du="http://schemas.microsoft.com/office/word/2023/wordml/word16du" xmlns:w16sdtdh="http://schemas.microsoft.com/office/word/2020/wordml/sdtdatahash" xmlns:w16se="http://schemas.microsoft.com/office/word/2015/wordml/symex" xmlns:wpg="http://schemas.microsoft.com/office/word/2010/wordprocessingGroup" xmlns:wpi="http://schemas.microsoft.com/office/word/2010/wordprocessingInk" xmlns:wne="http://schemas.microsoft.com/office/word/2006/wordml" xmlns:wps="http://schemas.microsoft.com/office/word/2010/wordprocessingShape" mc:Ignorable="w14 w15 w16se w16cid w16 w16cex w16sdtdh w16du wp14">
+<w:document xmlns:wpc="http://schemas.microsoft.com/office/word/2010/wordprocessingCanvas" xmlns:cx="http://schemas.microsoft.com/office/drawing/2014/chartex" xmlns:cx1="http://schemas.microsoft.com/office/drawing/2015/9/8/chartex" xmlns:cx2="http://schemas.microsoft.com/office/drawing/2015/10/21/chartex" xmlns:cx3="http://schemas.microsoft.com/office/drawing/2016/5/9/chartex" xmlns:cx4="http://schemas.microsoft.com/office/drawing/2016/5/10/chartex" xmlns:cx5="http://schemas.microsoft.com/office/drawing/2016/5/11/chartex" xmlns:cx6="http://schemas.microsoft.com/office/drawing/2016/5/12/chartex" xmlns:cx7="http://schemas.microsoft.com/office/drawing/2016/5/13/chartex" xmlns:cx8="http://schemas.microsoft.com/office/drawing/2016/5/14/chartex" xmlns:mc="http://schemas.openxmlformats.org/markup-compatibility/2006" xmlns:aink="http://schemas.microsoft.com/office/drawing/2016/ink" xmlns:am3d="http://schemas.microsoft.com/office/drawing/2017/model3d" xmlns:o="urn:schemas-microsoft-com:office:office" xmlns:oel="http://schemas.microsoft.com/office/2019/extlst" xmlns:r="http://schemas.openxmlformats.org/officeDocument/2006/relationships" xmlns:m="http://schemas.openxmlformats.org/officeDocument/2006/math" xmlns:v="urn:schemas-microsoft-com:vml" xmlns:wp14="http://schemas.microsoft.com/office/word/2010/wordprocessingDrawing" xmlns:wp="http://schemas.openxmlformats.org/drawingml/2006/wordprocessingDrawing" xmlns:w10="urn:schemas-microsoft-com:office:word" xmlns:w="http://schemas.openxmlformats.org/wordprocessingml/2006/main" xmlns:w14="http://schemas.microsoft.com/office/word/2010/wordml" xmlns:w15="http://schemas.microsoft.com/office/word/2012/wordml" xmlns:w16cex="http://schemas.microsoft.com/office/word/2018/wordml/cex" xmlns:w16cid="http://schemas.microsoft.com/office/word/2016/wordml/cid" xmlns:w16="http://schemas.microsoft.com/office/word/2018/wordml" xmlns:w16du="http://schemas.microsoft.com/office/word/2023/wordml/word16du" xmlns:w16sdtdh="http://schemas.microsoft.com/office/word/2020/wordml/sdtdatahash" xmlns:w16sdtfl="http://schemas.microsoft.com/office/word/2024/wordml/sdtformatlock" xmlns:w16se="http://schemas.microsoft.com/office/word/2015/wordml/symex" xmlns:wpg="http://schemas.microsoft.com/office/word/2010/wordprocessingGroup" xmlns:wpi="http://schemas.microsoft.com/office/word/2010/wordprocessingInk" xmlns:wne="http://schemas.microsoft.com/office/word/2006/wordml" xmlns:wps="http://schemas.microsoft.com/office/word/2010/wordprocessingShape" mc:Ignorable="w14 w15 w16se w16cid w16 w16cex w16sdtdh w16sdtfl w16du wp14">
   <w:body>
     <w:tbl>
       <w:tblPr>
@@ -101,8 +101,12 @@
             </w:r>
             <w:r>
               <w:br/>
+            </w:r>
+            <w:proofErr w:type="gramStart"/>
+            <w:r>
               <w:t>std:vector</w:t>
             </w:r>
+            <w:proofErr w:type="gramEnd"/>
           </w:p>
         </w:tc>
       </w:tr>
@@ -146,8 +150,13 @@
             <w:tcW w:w="2254" w:type="dxa"/>
           </w:tcPr>
           <w:p>
-            <w:r>
-              <w:t>Std::map</w:t>
+            <w:proofErr w:type="gramStart"/>
+            <w:r>
+              <w:t>Std::</w:t>
+            </w:r>
+            <w:proofErr w:type="gramEnd"/>
+            <w:r>
+              <w:t>map</w:t>
             </w:r>
           </w:p>
         </w:tc>
@@ -188,8 +197,13 @@
             <w:tcW w:w="2254" w:type="dxa"/>
           </w:tcPr>
           <w:p>
-            <w:r>
-              <w:t>Std::list</w:t>
+            <w:proofErr w:type="gramStart"/>
+            <w:r>
+              <w:t>Std::</w:t>
+            </w:r>
+            <w:proofErr w:type="gramEnd"/>
+            <w:r>
+              <w:t>list</w:t>
             </w:r>
           </w:p>
         </w:tc>
@@ -704,7 +718,15 @@
       </w:r>
       <w:r>
         <w:br/>
-        <w:t>stock_prices[2]=320</w:t>
+        <w:t>stock_prices[</w:t>
+      </w:r>
+      <w:proofErr w:type="gramStart"/>
+      <w:r>
+        <w:t>2]=</w:t>
+      </w:r>
+      <w:proofErr w:type="gramEnd"/>
+      <w:r>
+        <w:t>320</w:t>
       </w:r>
       <w:r>
         <w:br/>
@@ -760,12 +782,28 @@
         <w:br/>
       </w:r>
       <w:r>
-        <w:t>stock_prices.insert(1,284)</w:t>
+        <w:t>stock_</w:t>
+      </w:r>
+      <w:proofErr w:type="gramStart"/>
+      <w:r>
+        <w:t>prices.insert</w:t>
+      </w:r>
+      <w:proofErr w:type="gramEnd"/>
+      <w:r>
+        <w:t>(1,284)</w:t>
       </w:r>
     </w:p>
     <w:p>
       <w:r>
-        <w:t>Then after inserting 284 at index-1 it has to swap all the values again os order is O(N)</w:t>
+        <w:t xml:space="preserve">Then after inserting 284 at index-1 it </w:t>
+      </w:r>
+      <w:proofErr w:type="gramStart"/>
+      <w:r>
+        <w:t>has to</w:t>
+      </w:r>
+      <w:proofErr w:type="gramEnd"/>
+      <w:r>
+        <w:t xml:space="preserve"> swap all the values again os order is O(N)</w:t>
       </w:r>
     </w:p>
     <w:p>
@@ -795,7 +833,15 @@
       </w:r>
       <w:r>
         <w:br/>
-        <w:t>stock_prices.remove(1)</w:t>
+        <w:t>stock_</w:t>
+      </w:r>
+      <w:proofErr w:type="gramStart"/>
+      <w:r>
+        <w:t>prices.remove</w:t>
+      </w:r>
+      <w:proofErr w:type="gramEnd"/>
+      <w:r>
+        <w:t>(1)</w:t>
       </w:r>
     </w:p>
     <w:p>
@@ -889,7 +935,15 @@
       </w:r>
       <w:r>
         <w:br/>
-        <w:t>stock_names=[“AAPL”,”IBM”,”TATA”]</w:t>
+        <w:t>stock_names=[“AAPL”</w:t>
+      </w:r>
+      <w:proofErr w:type="gramStart"/>
+      <w:r>
+        <w:t>,”IBM</w:t>
+      </w:r>
+      <w:proofErr w:type="gramEnd"/>
+      <w:r>
+        <w:t>”,”TATA”]</w:t>
       </w:r>
       <w:r>
         <w:br/>
@@ -898,7 +952,15 @@
     </w:p>
     <w:p>
       <w:r>
-        <w:t>{“ticker”:”AAPL”, “price”: 302},</w:t>
+        <w:t>{“ticker”</w:t>
+      </w:r>
+      <w:proofErr w:type="gramStart"/>
+      <w:r>
+        <w:t>:”AAPL</w:t>
+      </w:r>
+      <w:proofErr w:type="gramEnd"/>
+      <w:r>
+        <w:t>”, “price”: 302},</w:t>
       </w:r>
       <w:r>
         <w:br/>
@@ -948,7 +1010,15 @@
     <w:p/>
     <w:p>
       <w:r>
-        <w:t xml:space="preserve">Maroni greenlam  century  </w:t>
+        <w:t xml:space="preserve">Maroni </w:t>
+      </w:r>
+      <w:proofErr w:type="gramStart"/>
+      <w:r>
+        <w:t>greenlam  century</w:t>
+      </w:r>
+      <w:proofErr w:type="gramEnd"/>
+      <w:r>
+        <w:t xml:space="preserve">  </w:t>
       </w:r>
     </w:p>
     <w:p>
@@ -1013,8 +1083,13 @@
             <w:tcW w:w="3005" w:type="dxa"/>
           </w:tcPr>
           <w:p>
-            <w:r>
-              <w:t>O(1)</w:t>
+            <w:proofErr w:type="gramStart"/>
+            <w:r>
+              <w:t>O(</w:t>
+            </w:r>
+            <w:proofErr w:type="gramEnd"/>
+            <w:r>
+              <w:t>1)</w:t>
             </w:r>
           </w:p>
         </w:tc>
@@ -1055,8 +1130,13 @@
             <w:tcW w:w="3006" w:type="dxa"/>
           </w:tcPr>
           <w:p>
-            <w:r>
-              <w:t>O(1)</w:t>
+            <w:proofErr w:type="gramStart"/>
+            <w:r>
+              <w:t>O(</w:t>
+            </w:r>
+            <w:proofErr w:type="gramEnd"/>
+            <w:r>
+              <w:t>1)</w:t>
             </w:r>
           </w:p>
         </w:tc>
@@ -1077,8 +1157,13 @@
             <w:tcW w:w="3005" w:type="dxa"/>
           </w:tcPr>
           <w:p>
-            <w:r>
-              <w:t>O(1)- amortized</w:t>
+            <w:proofErr w:type="gramStart"/>
+            <w:r>
+              <w:t>O(</w:t>
+            </w:r>
+            <w:proofErr w:type="gramEnd"/>
+            <w:r>
+              <w:t>1)- amortized</w:t>
             </w:r>
           </w:p>
         </w:tc>
@@ -1359,7 +1444,7 @@
           </w:tcPr>
           <w:p>
             <w:r>
-              <w:t>m</w:t>
+              <w:t>M</w:t>
             </w:r>
           </w:p>
         </w:tc>
@@ -1381,7 +1466,7 @@
           </w:tcPr>
           <w:p>
             <w:r>
-              <w:t>a</w:t>
+              <w:t>A</w:t>
             </w:r>
           </w:p>
         </w:tc>
@@ -1403,7 +1488,7 @@
           </w:tcPr>
           <w:p>
             <w:r>
-              <w:t>r</w:t>
+              <w:t>R</w:t>
             </w:r>
           </w:p>
         </w:tc>
@@ -1425,7 +1510,7 @@
           </w:tcPr>
           <w:p>
             <w:r>
-              <w:t>c</w:t>
+              <w:t>C</w:t>
             </w:r>
           </w:p>
         </w:tc>
@@ -1447,7 +1532,7 @@
           </w:tcPr>
           <w:p>
             <w:r>
-              <w:t>h</w:t>
+              <w:t>H</w:t>
             </w:r>
           </w:p>
         </w:tc>
@@ -1536,7 +1621,15 @@
     </w:p>
     <w:p>
       <w:r>
-        <w:t>Head -&gt; Node(Data,Next)-&gt;</w:t>
+        <w:t xml:space="preserve">Head -&gt; </w:t>
+      </w:r>
+      <w:proofErr w:type="gramStart"/>
+      <w:r>
+        <w:t>Node(</w:t>
+      </w:r>
+      <w:proofErr w:type="gramEnd"/>
+      <w:r>
+        <w:t>Data,Next)-&gt;</w:t>
       </w:r>
       <w:r>
         <w:t xml:space="preserve"> </w:t>
@@ -2080,8 +2173,13 @@
             <w:tcW w:w="3005" w:type="dxa"/>
           </w:tcPr>
           <w:p>
-            <w:r>
-              <w:t>O(1)</w:t>
+            <w:proofErr w:type="gramStart"/>
+            <w:r>
+              <w:t>O(</w:t>
+            </w:r>
+            <w:proofErr w:type="gramEnd"/>
+            <w:r>
+              <w:t>1)</w:t>
             </w:r>
           </w:p>
         </w:tc>
@@ -2090,8 +2188,13 @@
             <w:tcW w:w="3006" w:type="dxa"/>
           </w:tcPr>
           <w:p>
-            <w:r>
-              <w:t>O(1)</w:t>
+            <w:proofErr w:type="gramStart"/>
+            <w:r>
+              <w:t>O(</w:t>
+            </w:r>
+            <w:proofErr w:type="gramEnd"/>
+            <w:r>
+              <w:t>1)</w:t>
             </w:r>
           </w:p>
         </w:tc>
@@ -2112,8 +2215,13 @@
             <w:tcW w:w="3005" w:type="dxa"/>
           </w:tcPr>
           <w:p>
-            <w:r>
-              <w:t>O(1)</w:t>
+            <w:proofErr w:type="gramStart"/>
+            <w:r>
+              <w:t>O(</w:t>
+            </w:r>
+            <w:proofErr w:type="gramEnd"/>
+            <w:r>
+              <w:t>1)</w:t>
             </w:r>
           </w:p>
         </w:tc>
@@ -2122,8 +2230,13 @@
             <w:tcW w:w="3006" w:type="dxa"/>
           </w:tcPr>
           <w:p>
-            <w:r>
-              <w:t>O(1)</w:t>
+            <w:proofErr w:type="gramStart"/>
+            <w:r>
+              <w:t>O(</w:t>
+            </w:r>
+            <w:proofErr w:type="gramEnd"/>
+            <w:r>
+              <w:t>1)</w:t>
             </w:r>
           </w:p>
         </w:tc>
@@ -2144,8 +2257,13 @@
             <w:tcW w:w="3005" w:type="dxa"/>
           </w:tcPr>
           <w:p>
-            <w:r>
-              <w:t>O(1)</w:t>
+            <w:proofErr w:type="gramStart"/>
+            <w:r>
+              <w:t>O(</w:t>
+            </w:r>
+            <w:proofErr w:type="gramEnd"/>
+            <w:r>
+              <w:t>1)</w:t>
             </w:r>
           </w:p>
         </w:tc>
@@ -2154,8 +2272,13 @@
             <w:tcW w:w="3006" w:type="dxa"/>
           </w:tcPr>
           <w:p>
-            <w:r>
-              <w:t>O(1)</w:t>
+            <w:proofErr w:type="gramStart"/>
+            <w:r>
+              <w:t>O(</w:t>
+            </w:r>
+            <w:proofErr w:type="gramEnd"/>
+            <w:r>
+              <w:t>1)</w:t>
             </w:r>
           </w:p>
         </w:tc>
@@ -2186,8 +2309,13 @@
             <w:tcW w:w="3006" w:type="dxa"/>
           </w:tcPr>
           <w:p>
-            <w:r>
-              <w:t>O(1)</w:t>
+            <w:proofErr w:type="gramStart"/>
+            <w:r>
+              <w:t>O(</w:t>
+            </w:r>
+            <w:proofErr w:type="gramEnd"/>
+            <w:r>
+              <w:t>1)</w:t>
             </w:r>
             <w:r>
               <w:t xml:space="preserve"> because it is linked to first element</w:t>
@@ -2234,7 +2362,15 @@
             </w:r>
             <w:r>
               <w:br/>
-              <w:t>Size need to be specified during declararion</w:t>
+              <w:t xml:space="preserve">Size </w:t>
+            </w:r>
+            <w:proofErr w:type="gramStart"/>
+            <w:r>
+              <w:t>need</w:t>
+            </w:r>
+            <w:proofErr w:type="gramEnd"/>
+            <w:r>
+              <w:t xml:space="preserve"> to be specified during declararion</w:t>
             </w:r>
           </w:p>
         </w:tc>
@@ -2427,7 +2563,14 @@
       </w:r>
       <w:r>
         <w:br/>
-        <w:t>FIFO(First in First Out)</w:t>
+      </w:r>
+      <w:proofErr w:type="gramStart"/>
+      <w:r>
+        <w:t>FIFO(</w:t>
+      </w:r>
+      <w:proofErr w:type="gramEnd"/>
+      <w:r>
+        <w:t>First in First Out)</w:t>
       </w:r>
       <w:r>
         <w:t>.</w:t>
@@ -2508,8 +2651,12 @@
             </w:r>
             <w:r>
               <w:br/>
+            </w:r>
+            <w:proofErr w:type="gramStart"/>
+            <w:r>
               <w:t>queue.LifoQueue</w:t>
             </w:r>
+            <w:proofErr w:type="gramEnd"/>
           </w:p>
         </w:tc>
         <w:tc>
@@ -2522,7 +2669,14 @@
             </w:r>
             <w:r>
               <w:br/>
-              <w:t>q.appendLeft(5)</w:t>
+            </w:r>
+            <w:proofErr w:type="gramStart"/>
+            <w:r>
+              <w:t>q.appendLeft</w:t>
+            </w:r>
+            <w:proofErr w:type="gramEnd"/>
+            <w:r>
+              <w:t>(5)</w:t>
             </w:r>
             <w:r>
               <w:br/>
@@ -2580,7 +2734,14 @@
             </w:r>
             <w:r>
               <w:br/>
-              <w:t>q.remove(); // returns 5</w:t>
+            </w:r>
+            <w:proofErr w:type="gramStart"/>
+            <w:r>
+              <w:t>q.remove</w:t>
+            </w:r>
+            <w:proofErr w:type="gramEnd"/>
+            <w:r>
+              <w:t>(); // returns 5</w:t>
             </w:r>
           </w:p>
         </w:tc>
@@ -2607,8 +2768,13 @@
             <w:tcW w:w="2254" w:type="dxa"/>
           </w:tcPr>
           <w:p>
-            <w:r>
-              <w:t>std::queue</w:t>
+            <w:proofErr w:type="gramStart"/>
+            <w:r>
+              <w:t>std::</w:t>
+            </w:r>
+            <w:proofErr w:type="gramEnd"/>
+            <w:r>
+              <w:t>queue</w:t>
             </w:r>
           </w:p>
         </w:tc>
@@ -2617,8 +2783,13 @@
             <w:tcW w:w="2254" w:type="dxa"/>
           </w:tcPr>
           <w:p>
-            <w:r>
-              <w:t>std::queue&lt;int&gt; q;</w:t>
+            <w:proofErr w:type="gramStart"/>
+            <w:r>
+              <w:t>std::</w:t>
+            </w:r>
+            <w:proofErr w:type="gramEnd"/>
+            <w:r>
+              <w:t>queue&lt;int&gt; q;</w:t>
             </w:r>
             <w:r>
               <w:br/>
@@ -2630,8 +2801,13 @@
             </w:r>
           </w:p>
           <w:p>
-            <w:r>
-              <w:t>q.pop()// returns 5</w:t>
+            <w:proofErr w:type="gramStart"/>
+            <w:r>
+              <w:t>q.pop(</w:t>
+            </w:r>
+            <w:proofErr w:type="gramEnd"/>
+            <w:r>
+              <w:t>)// returns 5</w:t>
             </w:r>
           </w:p>
         </w:tc>
@@ -2696,7 +2872,7 @@
 </file>
 
 <file path=word/numbering.xml><?xml version="1.0" encoding="utf-8"?>
-<w:numbering xmlns:wpc="http://schemas.microsoft.com/office/word/2010/wordprocessingCanvas" xmlns:cx="http://schemas.microsoft.com/office/drawing/2014/chartex" xmlns:cx1="http://schemas.microsoft.com/office/drawing/2015/9/8/chartex" xmlns:cx2="http://schemas.microsoft.com/office/drawing/2015/10/21/chartex" xmlns:cx3="http://schemas.microsoft.com/office/drawing/2016/5/9/chartex" xmlns:cx4="http://schemas.microsoft.com/office/drawing/2016/5/10/chartex" xmlns:cx5="http://schemas.microsoft.com/office/drawing/2016/5/11/chartex" xmlns:cx6="http://schemas.microsoft.com/office/drawing/2016/5/12/chartex" xmlns:cx7="http://schemas.microsoft.com/office/drawing/2016/5/13/chartex" xmlns:cx8="http://schemas.microsoft.com/office/drawing/2016/5/14/chartex" xmlns:mc="http://schemas.openxmlformats.org/markup-compatibility/2006" xmlns:aink="http://schemas.microsoft.com/office/drawing/2016/ink" xmlns:am3d="http://schemas.microsoft.com/office/drawing/2017/model3d" xmlns:o="urn:schemas-microsoft-com:office:office" xmlns:oel="http://schemas.microsoft.com/office/2019/extlst" xmlns:r="http://schemas.openxmlformats.org/officeDocument/2006/relationships" xmlns:m="http://schemas.openxmlformats.org/officeDocument/2006/math" xmlns:v="urn:schemas-microsoft-com:vml" xmlns:wp14="http://schemas.microsoft.com/office/word/2010/wordprocessingDrawing" xmlns:wp="http://schemas.openxmlformats.org/drawingml/2006/wordprocessingDrawing" xmlns:w10="urn:schemas-microsoft-com:office:word" xmlns:w="http://schemas.openxmlformats.org/wordprocessingml/2006/main" xmlns:w14="http://schemas.microsoft.com/office/word/2010/wordml" xmlns:w15="http://schemas.microsoft.com/office/word/2012/wordml" xmlns:w16cex="http://schemas.microsoft.com/office/word/2018/wordml/cex" xmlns:w16cid="http://schemas.microsoft.com/office/word/2016/wordml/cid" xmlns:w16="http://schemas.microsoft.com/office/word/2018/wordml" xmlns:w16du="http://schemas.microsoft.com/office/word/2023/wordml/word16du" xmlns:w16sdtdh="http://schemas.microsoft.com/office/word/2020/wordml/sdtdatahash" xmlns:w16se="http://schemas.microsoft.com/office/word/2015/wordml/symex" xmlns:wpg="http://schemas.microsoft.com/office/word/2010/wordprocessingGroup" xmlns:wpi="http://schemas.microsoft.com/office/word/2010/wordprocessingInk" xmlns:wne="http://schemas.microsoft.com/office/word/2006/wordml" xmlns:wps="http://schemas.microsoft.com/office/word/2010/wordprocessingShape" mc:Ignorable="w14 w15 w16se w16cid w16 w16cex w16sdtdh w16du wp14">
+<w:numbering xmlns:wpc="http://schemas.microsoft.com/office/word/2010/wordprocessingCanvas" xmlns:cx="http://schemas.microsoft.com/office/drawing/2014/chartex" xmlns:cx1="http://schemas.microsoft.com/office/drawing/2015/9/8/chartex" xmlns:cx2="http://schemas.microsoft.com/office/drawing/2015/10/21/chartex" xmlns:cx3="http://schemas.microsoft.com/office/drawing/2016/5/9/chartex" xmlns:cx4="http://schemas.microsoft.com/office/drawing/2016/5/10/chartex" xmlns:cx5="http://schemas.microsoft.com/office/drawing/2016/5/11/chartex" xmlns:cx6="http://schemas.microsoft.com/office/drawing/2016/5/12/chartex" xmlns:cx7="http://schemas.microsoft.com/office/drawing/2016/5/13/chartex" xmlns:cx8="http://schemas.microsoft.com/office/drawing/2016/5/14/chartex" xmlns:mc="http://schemas.openxmlformats.org/markup-compatibility/2006" xmlns:aink="http://schemas.microsoft.com/office/drawing/2016/ink" xmlns:am3d="http://schemas.microsoft.com/office/drawing/2017/model3d" xmlns:o="urn:schemas-microsoft-com:office:office" xmlns:oel="http://schemas.microsoft.com/office/2019/extlst" xmlns:r="http://schemas.openxmlformats.org/officeDocument/2006/relationships" xmlns:m="http://schemas.openxmlformats.org/officeDocument/2006/math" xmlns:v="urn:schemas-microsoft-com:vml" xmlns:wp14="http://schemas.microsoft.com/office/word/2010/wordprocessingDrawing" xmlns:wp="http://schemas.openxmlformats.org/drawingml/2006/wordprocessingDrawing" xmlns:w10="urn:schemas-microsoft-com:office:word" xmlns:w="http://schemas.openxmlformats.org/wordprocessingml/2006/main" xmlns:w14="http://schemas.microsoft.com/office/word/2010/wordml" xmlns:w15="http://schemas.microsoft.com/office/word/2012/wordml" xmlns:w16cex="http://schemas.microsoft.com/office/word/2018/wordml/cex" xmlns:w16cid="http://schemas.microsoft.com/office/word/2016/wordml/cid" xmlns:w16="http://schemas.microsoft.com/office/word/2018/wordml" xmlns:w16du="http://schemas.microsoft.com/office/word/2023/wordml/word16du" xmlns:w16sdtdh="http://schemas.microsoft.com/office/word/2020/wordml/sdtdatahash" xmlns:w16sdtfl="http://schemas.microsoft.com/office/word/2024/wordml/sdtformatlock" xmlns:w16se="http://schemas.microsoft.com/office/word/2015/wordml/symex" xmlns:wpg="http://schemas.microsoft.com/office/word/2010/wordprocessingGroup" xmlns:wpi="http://schemas.microsoft.com/office/word/2010/wordprocessingInk" xmlns:wne="http://schemas.microsoft.com/office/word/2006/wordml" xmlns:wps="http://schemas.microsoft.com/office/word/2010/wordprocessingShape" mc:Ignorable="w14 w15 w16se w16cid w16 w16cex w16sdtdh w16sdtfl w16du wp14">
   <w:abstractNum w:abstractNumId="0" w15:restartNumberingAfterBreak="0">
     <w:nsid w:val="433A4584"/>
     <w:multiLevelType w:val="hybridMultilevel"/>
@@ -2793,7 +2969,7 @@
 </file>
 
 <file path=word/styles.xml><?xml version="1.0" encoding="utf-8"?>
-<w:styles xmlns:mc="http://schemas.openxmlformats.org/markup-compatibility/2006" xmlns:r="http://schemas.openxmlformats.org/officeDocument/2006/relationships" xmlns:w="http://schemas.openxmlformats.org/wordprocessingml/2006/main" xmlns:w14="http://schemas.microsoft.com/office/word/2010/wordml" xmlns:w15="http://schemas.microsoft.com/office/word/2012/wordml" xmlns:w16cex="http://schemas.microsoft.com/office/word/2018/wordml/cex" xmlns:w16cid="http://schemas.microsoft.com/office/word/2016/wordml/cid" xmlns:w16="http://schemas.microsoft.com/office/word/2018/wordml" xmlns:w16du="http://schemas.microsoft.com/office/word/2023/wordml/word16du" xmlns:w16sdtdh="http://schemas.microsoft.com/office/word/2020/wordml/sdtdatahash" xmlns:w16se="http://schemas.microsoft.com/office/word/2015/wordml/symex" mc:Ignorable="w14 w15 w16se w16cid w16 w16cex w16sdtdh w16du">
+<w:styles xmlns:mc="http://schemas.openxmlformats.org/markup-compatibility/2006" xmlns:r="http://schemas.openxmlformats.org/officeDocument/2006/relationships" xmlns:w="http://schemas.openxmlformats.org/wordprocessingml/2006/main" xmlns:w14="http://schemas.microsoft.com/office/word/2010/wordml" xmlns:w15="http://schemas.microsoft.com/office/word/2012/wordml" xmlns:w16cex="http://schemas.microsoft.com/office/word/2018/wordml/cex" xmlns:w16cid="http://schemas.microsoft.com/office/word/2016/wordml/cid" xmlns:w16="http://schemas.microsoft.com/office/word/2018/wordml" xmlns:w16du="http://schemas.microsoft.com/office/word/2023/wordml/word16du" xmlns:w16sdtdh="http://schemas.microsoft.com/office/word/2020/wordml/sdtdatahash" xmlns:w16sdtfl="http://schemas.microsoft.com/office/word/2024/wordml/sdtformatlock" xmlns:w16se="http://schemas.microsoft.com/office/word/2015/wordml/symex" mc:Ignorable="w14 w15 w16se w16cid w16 w16cex w16sdtdh w16sdtfl w16du">
   <w:docDefaults>
     <w:rPrDefault>
       <w:rPr>

--- a/DataStructure.docx
+++ b/DataStructure.docx
@@ -269,7 +269,13 @@
       </w:r>
       <w:r>
         <w:br/>
-        <w:t>Measuring Space growth            = Space Complexity</w:t>
+        <w:t xml:space="preserve">Measuring Space growth            </w:t>
+      </w:r>
+      <w:r>
+        <w:t xml:space="preserve"> </w:t>
+      </w:r>
+      <w:r>
+        <w:t>= Space Complexity</w:t>
       </w:r>
     </w:p>
     <w:p>
@@ -782,28 +788,12 @@
         <w:br/>
       </w:r>
       <w:r>
-        <w:t>stock_</w:t>
-      </w:r>
-      <w:proofErr w:type="gramStart"/>
-      <w:r>
-        <w:t>prices.insert</w:t>
-      </w:r>
-      <w:proofErr w:type="gramEnd"/>
-      <w:r>
-        <w:t>(1,284)</w:t>
-      </w:r>
-    </w:p>
-    <w:p>
-      <w:r>
-        <w:t xml:space="preserve">Then after inserting 284 at index-1 it </w:t>
-      </w:r>
-      <w:proofErr w:type="gramStart"/>
-      <w:r>
-        <w:t>has to</w:t>
-      </w:r>
-      <w:proofErr w:type="gramEnd"/>
-      <w:r>
-        <w:t xml:space="preserve"> swap all the values again os order is O(N)</w:t>
+        <w:t>stock_prices.insert(1,284)</w:t>
+      </w:r>
+    </w:p>
+    <w:p>
+      <w:r>
+        <w:t>Then after inserting 284 at index-1 it has to swap all the values again os order is O(N)</w:t>
       </w:r>
     </w:p>
     <w:p>
@@ -833,15 +823,7 @@
       </w:r>
       <w:r>
         <w:br/>
-        <w:t>stock_</w:t>
-      </w:r>
-      <w:proofErr w:type="gramStart"/>
-      <w:r>
-        <w:t>prices.remove</w:t>
-      </w:r>
-      <w:proofErr w:type="gramEnd"/>
-      <w:r>
-        <w:t>(1)</w:t>
+        <w:t>stock_prices.remove(1)</w:t>
       </w:r>
     </w:p>
     <w:p>
@@ -935,15 +917,19 @@
       </w:r>
       <w:r>
         <w:br/>
-        <w:t>stock_names=[“AAPL”</w:t>
-      </w:r>
-      <w:proofErr w:type="gramStart"/>
-      <w:r>
-        <w:t>,”IBM</w:t>
-      </w:r>
-      <w:proofErr w:type="gramEnd"/>
-      <w:r>
-        <w:t>”,”TATA”]</w:t>
+        <w:t>stock_names=</w:t>
+      </w:r>
+      <w:r>
+        <w:t xml:space="preserve"> </w:t>
+      </w:r>
+      <w:r>
+        <w:t>[“AAPL”,</w:t>
+      </w:r>
+      <w:r>
+        <w:t xml:space="preserve"> </w:t>
+      </w:r>
+      <w:r>
+        <w:t>”IBM”,”TATA”]</w:t>
       </w:r>
       <w:r>
         <w:br/>
@@ -964,11 +950,30 @@
       </w:r>
       <w:r>
         <w:br/>
-        <w:t>{“ticker”:”TSLA”, “price”: 902},</w:t>
+        <w:t>{“</w:t>
+      </w:r>
+      <w:proofErr w:type="spellStart"/>
+      <w:r>
+        <w:t>ticker”</w:t>
+      </w:r>
+      <w:r>
+        <w:t>:”TSLA</w:t>
+      </w:r>
+      <w:proofErr w:type="spellEnd"/>
+      <w:r>
+        <w:t>”, “price”: 902},</w:t>
       </w:r>
       <w:r>
         <w:br/>
-        <w:t>{“ticker”:”TATA”, “price”: 278}</w:t>
+        <w:t>{“</w:t>
+      </w:r>
+      <w:proofErr w:type="spellStart"/>
+      <w:r>
+        <w:t>ticker”:”TATA</w:t>
+      </w:r>
+      <w:proofErr w:type="spellEnd"/>
+      <w:r>
+        <w:t>”, “price”: 278}</w:t>
       </w:r>
     </w:p>
     <w:p>
@@ -2651,12 +2656,8 @@
             </w:r>
             <w:r>
               <w:br/>
-            </w:r>
-            <w:proofErr w:type="gramStart"/>
-            <w:r>
               <w:t>queue.LifoQueue</w:t>
             </w:r>
-            <w:proofErr w:type="gramEnd"/>
           </w:p>
         </w:tc>
         <w:tc>
@@ -2669,14 +2670,7 @@
             </w:r>
             <w:r>
               <w:br/>
-            </w:r>
-            <w:proofErr w:type="gramStart"/>
-            <w:r>
-              <w:t>q.appendLeft</w:t>
-            </w:r>
-            <w:proofErr w:type="gramEnd"/>
-            <w:r>
-              <w:t>(5)</w:t>
+              <w:t>q.appendLeft(5)</w:t>
             </w:r>
             <w:r>
               <w:br/>
